--- a/paper/methods-paper-v2.3.docx
+++ b/paper/methods-paper-v2.3.docx
@@ -7,7 +7,7 @@
         <w:pStyle w:val="Title"/>
       </w:pPr>
       <w:r>
-        <w:t xml:space="preserve">Silent Failure Modes in GDELT-Based Crisis Research: Twenty-Four Measured Defects and a Validation Protocol</w:t>
+        <w:t xml:space="preserve">Silent Failure Modes in GDELT-Based Crisis Research: Twenty-Three Measured Defects and a Validation Protocol</w:t>
       </w:r>
     </w:p>
     <w:p>
@@ -42,13 +42,13 @@
         <w:t xml:space="preserve">Methods paper · Preprint</w:t>
       </w:r>
     </w:p>
-    <w:bookmarkStart w:id="22" w:name="X5f3d551371baee7e9dbeb670250ee76b025e63a"/>
+    <w:bookmarkStart w:id="22" w:name="X1fced1b9c215a65d1dd3da76d61d97ae1168289"/>
     <w:p>
       <w:pPr>
         <w:pStyle w:val="Heading1"/>
       </w:pPr>
       <w:r>
-        <w:t xml:space="preserve">Silent Failure Modes in GDELT-Based Crisis Research: Twenty-Four Measured Defects and a Validation Protocol</w:t>
+        <w:t xml:space="preserve">Silent Failure Modes in GDELT-Based Crisis Research: Twenty-Three Measured Defects and a Validation Protocol</w:t>
       </w:r>
     </w:p>
     <w:p>
@@ -89,7 +89,7 @@
         <w:pStyle w:val="FirstParagraph"/>
       </w:pPr>
       <w:r>
-        <w:t xml:space="preserve">The Global Database of Events, Language and Tone (GDELT) is among the most widely used data sources in computational conflict research, yet its behaviour as a research instrument is poorly documented. This paper reports twenty-four defects measured during a four-round crisis-detection backtest over 3.34 million case records, 4,009 continuous days of Nigerian coverage (16.4 million events), and a 1,200-URL link-rot sample, retrieved through 4,943 provenance-logged requests. All code and data are openly available at</w:t>
+        <w:t xml:space="preserve">The Global Database of Events, Language and Tone (GDELT) is among the most widely used data sources in computational conflict research, yet its behaviour as a research instrument is poorly documented. This paper reports twenty-three defects measured during a four-round crisis-detection backtest over 3.34 million case records, 4,009 continuous days of Nigerian coverage (16.4 million events), and a 1,200-URL link-rot sample, retrieved through 4,943 provenance-logged requests. All code and data are openly available at</w:t>
       </w:r>
       <w:r>
         <w:t xml:space="preserve"> </w:t>
@@ -127,7 +127,7 @@
         <w:pStyle w:val="BodyText"/>
       </w:pPr>
       <w:r>
-        <w:t xml:space="preserve">We further document that GDELT's archive density is non-stationary across an eleven-year span (peak-to-trough ratio 1.848), that only superseded product generations reach before 2015, that a seventeen-day outage in June–July 2025 is present in all four product generations simultaneously — so cross-generation redundancy is not the independent check it appears to be — that a 33% weekend trough interacts with persistence-based detection rules, and that fixed in-window baselines materially inflate apparent lead times. A stratified 1,200-URL sample establishes that source persistence decays exponentially with a half-life of 8.8 years (R² = 0.948), with a third of sources already unreachable two years after publication. Contrary to an earlier claim we withdrew as underpowered, Nigerian outlets persist better than non-Nigerian ones (34.9% versus 56.5% rot), though HTTP status conflates URL migration with content destruction. We conclude with a fourteen-step validation protocol, of which the first would have caught our most consequential error.</w:t>
+        <w:t xml:space="preserve">We further document that GDELT's archive density is non-stationary across an eleven-year span (peak-to-trough ratio 1.848), that only superseded product generations reach before 2015, that a 33% weekend trough interacts with persistence-based detection rules, and that fixed in-window baselines materially inflate apparent lead times. A stratified 1,200-URL sample establishes that source persistence decays exponentially with a half-life of 8.8 years (R² = 0.948), with a third of sources already unreachable two years after publication. Contrary to an earlier claim we withdrew as underpowered, Nigerian outlets persist better than non-Nigerian ones (34.9% versus 56.5% rot), though HTTP status conflates URL migration with content destruction. We conclude with a thirteen-step validation protocol, of which the first would have caught our most consequential error.</w:t>
       </w:r>
     </w:p>
     <w:p>
@@ -203,7 +203,7 @@
         <w:pStyle w:val="FirstParagraph"/>
       </w:pPr>
       <w:r>
-        <w:t xml:space="preserve">We contribute: (i) twenty-four measured, dated, reproducible defects in GDELT's behaviour as a research instrument, organised into five families; (ii) a controlled comparison of three keyword vocabularies over identical corpora, which we believe is the first such comparison reported; (iii) a measurement of archive non-stationarity across eleven years, with implications for any study comparing periods; (iv) a quantified link-rot decay curve from a 1,200-URL stratified sample with source-type decomposition; and (v) a validation protocol that converts these findings into pre-flight checks.</w:t>
+        <w:t xml:space="preserve">We contribute: (i) twenty-three measured, dated, reproducible defects in GDELT's behaviour as a research instrument, organised into five families; (ii) a controlled comparison of three keyword vocabularies over identical corpora, which we believe is the first such comparison reported; (iii) a measurement of archive non-stationarity across eleven years, with implications for any study comparing periods; (iv) a quantified link-rot decay curve from a 1,200-URL stratified sample with source-type decomposition; and (v) a validation protocol that converts these findings into pre-flight checks.</w:t>
       </w:r>
     </w:p>
     <w:p>
@@ -788,7 +788,7 @@
     </w:p>
     <w:bookmarkEnd w:id="32"/>
     <w:bookmarkEnd w:id="33"/>
-    <w:bookmarkStart w:id="64" w:name="findings"/>
+    <w:bookmarkStart w:id="63" w:name="findings"/>
     <w:p>
       <w:pPr>
         <w:pStyle w:val="Heading2"/>
@@ -1395,7 +1395,7 @@
     </w:p>
     <w:bookmarkEnd w:id="39"/>
     <w:bookmarkEnd w:id="40"/>
-    <w:bookmarkStart w:id="48" w:name="Xf7ae681c0ccbebfecbb469bcea5606b027cfb6a"/>
+    <w:bookmarkStart w:id="47" w:name="Xf7ae681c0ccbebfecbb469bcea5606b027cfb6a"/>
     <w:p>
       <w:pPr>
         <w:pStyle w:val="Heading3"/>
@@ -1469,7 +1469,7 @@
         <w:pStyle w:val="FirstParagraph"/>
       </w:pPr>
       <w:r>
-        <w:t xml:space="preserve">We found no file for 2014-03-19 (GKG and Events), 2020-10-14 (GKG) or 2023-03-23 (both). Separately, DOC 2.0 carries no observation for 2020-10-20, a case trigger date, while Events 1.0 carries 3,322 Nigerian events for that day. Redundancy across product generations is performing unintended preservation work, and gaps must therefore be recorded per product rather than per date. That redundancy has a limit, however, and Section 4.2.7 reports a case where it fails entirely.</w:t>
+        <w:t xml:space="preserve">We found no file for 2014-03-19 (GKG and Events), 2020-10-14 (GKG) or 2023-03-23 (both). Separately, DOC 2.0 carries no observation for 2020-10-20, a case trigger date, while Events 1.0 carries 3,322 Nigerian events for that day. Redundancy across product generations is performing unintended preservation work, and gaps must therefore be recorded per product rather than per date. That redundancy is a convenience rather than a guarantee, however: we have since observed a multi-day outage absent from GKG v1, Events 1.0, GKG 2.0 and Events 2.0 simultaneously, which we report separately — where generations share upstream infrastructure, a second GDELT product is not an independent check on the first.</w:t>
       </w:r>
     </w:p>
     <w:bookmarkEnd w:id="43"/>
@@ -2913,13 +2913,26 @@
       </w:r>
     </w:p>
     <w:bookmarkEnd w:id="46"/>
-    <w:bookmarkStart w:id="47" w:name="X201fd19bae2a7538c39e3af8070c55a47f560c1"/>
+    <w:bookmarkEnd w:id="47"/>
+    <w:bookmarkStart w:id="50" w:name="access-and-transport"/>
+    <w:p>
+      <w:pPr>
+        <w:pStyle w:val="Heading3"/>
+      </w:pPr>
+      <w:r>
+        <w:t xml:space="preserve">4.3</w:t>
+      </w:r>
+      <w:r>
+        <w:t xml:space="preserve">Access and Transport</w:t>
+      </w:r>
+    </w:p>
+    <w:bookmarkStart w:id="48" w:name="rate-limiting-returns-http-200"/>
     <w:p>
       <w:pPr>
         <w:pStyle w:val="Heading4"/>
       </w:pPr>
       <w:r>
-        <w:t xml:space="preserve">4.2.7  A seventeen-day outage is correlated across all four products</w:t>
+        <w:t xml:space="preserve">4.3.1  Rate limiting returns HTTP 200</w:t>
       </w:r>
     </w:p>
     <w:p>
@@ -2927,462 +2940,11 @@
         <w:pStyle w:val="FirstParagraph"/>
       </w:pPr>
       <w:r>
-        <w:t xml:space="preserve">Sections 4.2.2 and 4.2.3 together imply a reassuring structure: current-generation products have short histories, legacy products reach further back, and gaps differ between them, so redundancy across generations performs unintended preservation work. We found a counterexample, and we found it incidentally — while harvesting GKG v1 for an unrelated project in September 2026, two sampled days returned HTTP 404.</w:t>
-      </w:r>
-    </w:p>
-    <w:p>
-      <w:pPr>
-        <w:pStyle w:val="BodyText"/>
-      </w:pPr>
-      <w:r>
-        <w:t xml:space="preserve">Probing outward established an outage present in</w:t>
-      </w:r>
-      <w:r>
-        <w:t xml:space="preserve"> </w:t>
-      </w:r>
-      <w:r>
-        <w:rPr>
-          <w:iCs/>
-          <w:i/>
-        </w:rPr>
-        <w:t xml:space="preserve">every</w:t>
-      </w:r>
-      <w:r>
-        <w:t xml:space="preserve"> </w:t>
-      </w:r>
-      <w:r>
-        <w:t xml:space="preserve">GDELT product we could test. The legacy daily files for GKG v1 and Events 1.0 are both absent for the eighteen days 2025-06-14 to 2025-07-01 inclusive. The current-generation 15-minute files for GKG 2.0 and Events 2.0 are absent from 2025-06-14 18:00 to 2025-07-02 02:00, a span of 17 days 8 hours and approximately 1,664 missing files. Edges were confirmed in both directions at 15-minute granularity: 2025-06-14 17:45 is present and 18:00 absent; 2025-07-02 01:45 is absent and 02:15 present. The outage was re-probed six days after first observation and persisted, so it is an archive state and not a transient fetch failure.</w:t>
-      </w:r>
-    </w:p>
-    <w:tbl>
-      <w:tblPr>
-        <w:tblStyle w:val="FigureTable"/>
-        <w:tblW w:type="auto" w:w="0"/>
-        <w:tblLook w:firstRow="0" w:lastRow="0" w:firstColumn="0" w:lastColumn="0"/>
-        <w:jc w:val="center"/>
-      </w:tblPr>
-      <w:tblGrid>
-        <w:gridCol w:w="7920"/>
-      </w:tblGrid>
-      <w:tr>
-        <w:tc>
-          <w:tcPr/>
-          <w:p>
-            <w:pPr>
-              <w:pStyle w:val="Compact"/>
-              <w:jc w:val="center"/>
-            </w:pPr>
-            <w:r>
-              <w:t xml:space="preserve">Table 7. The June–July 2025 outage across GDELT product generations.</w:t>
-            </w:r>
-          </w:p>
-          <w:tbl>
-            <w:tblPr>
-              <w:tblStyle w:val="Table"/>
-              <w:tblW w:type="auto" w:w="0"/>
-              <w:tblLook w:firstRow="1" w:lastRow="0" w:firstColumn="0" w:lastColumn="0" w:noHBand="0" w:noVBand="0" w:val="0020"/>
-              <w:jc w:val="start"/>
-              <w:tblCaption w:val="Table 7. The June–July 2025 outage across GDELT product generations."/>
-            </w:tblPr>
-            <w:tblGrid>
-              <w:gridCol w:w="1584"/>
-              <w:gridCol w:w="1584"/>
-              <w:gridCol w:w="1584"/>
-              <w:gridCol w:w="1584"/>
-              <w:gridCol w:w="1584"/>
-            </w:tblGrid>
-            <w:tr>
-              <w:trPr>
-                <w:tblHeader w:val="true"/>
-              </w:trPr>
-              <w:tc>
-                <w:tcPr/>
-                <w:p>
-                  <w:pPr>
-                    <w:pStyle w:val="Compact"/>
-                    <w:jc w:val="left"/>
-                    <w:jc w:val="center"/>
-                  </w:pPr>
-                  <w:r>
-                    <w:t xml:space="preserve">Product</w:t>
-                  </w:r>
-                </w:p>
-              </w:tc>
-              <w:tc>
-                <w:tcPr/>
-                <w:p>
-                  <w:pPr>
-                    <w:pStyle w:val="Compact"/>
-                    <w:jc w:val="left"/>
-                    <w:jc w:val="center"/>
-                  </w:pPr>
-                  <w:r>
-                    <w:t xml:space="preserve">Granularity</w:t>
-                  </w:r>
-                </w:p>
-              </w:tc>
-              <w:tc>
-                <w:tcPr/>
-                <w:p>
-                  <w:pPr>
-                    <w:pStyle w:val="Compact"/>
-                    <w:jc w:val="left"/>
-                    <w:jc w:val="center"/>
-                  </w:pPr>
-                  <w:r>
-                    <w:t xml:space="preserve">Last present</w:t>
-                  </w:r>
-                </w:p>
-              </w:tc>
-              <w:tc>
-                <w:tcPr/>
-                <w:p>
-                  <w:pPr>
-                    <w:pStyle w:val="Compact"/>
-                    <w:jc w:val="left"/>
-                    <w:jc w:val="center"/>
-                  </w:pPr>
-                  <w:r>
-                    <w:t xml:space="preserve">First present after</w:t>
-                  </w:r>
-                </w:p>
-              </w:tc>
-              <w:tc>
-                <w:tcPr/>
-                <w:p>
-                  <w:pPr>
-                    <w:pStyle w:val="Compact"/>
-                    <w:jc w:val="left"/>
-                    <w:jc w:val="center"/>
-                  </w:pPr>
-                  <w:r>
-                    <w:t xml:space="preserve">Missing</w:t>
-                  </w:r>
-                </w:p>
-              </w:tc>
-            </w:tr>
-            <w:tr>
-              <w:tc>
-                <w:tcPr/>
-                <w:p>
-                  <w:pPr>
-                    <w:pStyle w:val="Compact"/>
-                    <w:jc w:val="left"/>
-                    <w:jc w:val="center"/>
-                  </w:pPr>
-                  <w:r>
-                    <w:t xml:space="preserve">GKG v1</w:t>
-                  </w:r>
-                </w:p>
-              </w:tc>
-              <w:tc>
-                <w:tcPr/>
-                <w:p>
-                  <w:pPr>
-                    <w:pStyle w:val="Compact"/>
-                    <w:jc w:val="left"/>
-                    <w:jc w:val="center"/>
-                  </w:pPr>
-                  <w:r>
-                    <w:t xml:space="preserve">daily</w:t>
-                  </w:r>
-                </w:p>
-              </w:tc>
-              <w:tc>
-                <w:tcPr/>
-                <w:p>
-                  <w:pPr>
-                    <w:pStyle w:val="Compact"/>
-                    <w:jc w:val="left"/>
-                    <w:jc w:val="center"/>
-                  </w:pPr>
-                  <w:r>
-                    <w:t xml:space="preserve">2025-06-13</w:t>
-                  </w:r>
-                </w:p>
-              </w:tc>
-              <w:tc>
-                <w:tcPr/>
-                <w:p>
-                  <w:pPr>
-                    <w:pStyle w:val="Compact"/>
-                    <w:jc w:val="left"/>
-                    <w:jc w:val="center"/>
-                  </w:pPr>
-                  <w:r>
-                    <w:t xml:space="preserve">2025-07-02</w:t>
-                  </w:r>
-                </w:p>
-              </w:tc>
-              <w:tc>
-                <w:tcPr/>
-                <w:p>
-                  <w:pPr>
-                    <w:pStyle w:val="Compact"/>
-                    <w:jc w:val="left"/>
-                    <w:jc w:val="center"/>
-                  </w:pPr>
-                  <w:r>
-                    <w:t xml:space="preserve">18 days</w:t>
-                  </w:r>
-                </w:p>
-              </w:tc>
-            </w:tr>
-            <w:tr>
-              <w:tc>
-                <w:tcPr/>
-                <w:p>
-                  <w:pPr>
-                    <w:pStyle w:val="Compact"/>
-                    <w:jc w:val="left"/>
-                    <w:jc w:val="center"/>
-                  </w:pPr>
-                  <w:r>
-                    <w:t xml:space="preserve">Events 1.0</w:t>
-                  </w:r>
-                </w:p>
-              </w:tc>
-              <w:tc>
-                <w:tcPr/>
-                <w:p>
-                  <w:pPr>
-                    <w:pStyle w:val="Compact"/>
-                    <w:jc w:val="left"/>
-                    <w:jc w:val="center"/>
-                  </w:pPr>
-                  <w:r>
-                    <w:t xml:space="preserve">daily</w:t>
-                  </w:r>
-                </w:p>
-              </w:tc>
-              <w:tc>
-                <w:tcPr/>
-                <w:p>
-                  <w:pPr>
-                    <w:pStyle w:val="Compact"/>
-                    <w:jc w:val="left"/>
-                    <w:jc w:val="center"/>
-                  </w:pPr>
-                  <w:r>
-                    <w:t xml:space="preserve">2025-06-13</w:t>
-                  </w:r>
-                </w:p>
-              </w:tc>
-              <w:tc>
-                <w:tcPr/>
-                <w:p>
-                  <w:pPr>
-                    <w:pStyle w:val="Compact"/>
-                    <w:jc w:val="left"/>
-                    <w:jc w:val="center"/>
-                  </w:pPr>
-                  <w:r>
-                    <w:t xml:space="preserve">2025-07-02</w:t>
-                  </w:r>
-                </w:p>
-              </w:tc>
-              <w:tc>
-                <w:tcPr/>
-                <w:p>
-                  <w:pPr>
-                    <w:pStyle w:val="Compact"/>
-                    <w:jc w:val="left"/>
-                    <w:jc w:val="center"/>
-                  </w:pPr>
-                  <w:r>
-                    <w:t xml:space="preserve">18 days</w:t>
-                  </w:r>
-                </w:p>
-              </w:tc>
-            </w:tr>
-            <w:tr>
-              <w:tc>
-                <w:tcPr/>
-                <w:p>
-                  <w:pPr>
-                    <w:pStyle w:val="Compact"/>
-                    <w:jc w:val="left"/>
-                    <w:jc w:val="center"/>
-                  </w:pPr>
-                  <w:r>
-                    <w:t xml:space="preserve">GKG 2.0</w:t>
-                  </w:r>
-                </w:p>
-              </w:tc>
-              <w:tc>
-                <w:tcPr/>
-                <w:p>
-                  <w:pPr>
-                    <w:pStyle w:val="Compact"/>
-                    <w:jc w:val="left"/>
-                    <w:jc w:val="center"/>
-                  </w:pPr>
-                  <w:r>
-                    <w:t xml:space="preserve">15 minutes</w:t>
-                  </w:r>
-                </w:p>
-              </w:tc>
-              <w:tc>
-                <w:tcPr/>
-                <w:p>
-                  <w:pPr>
-                    <w:pStyle w:val="Compact"/>
-                    <w:jc w:val="left"/>
-                    <w:jc w:val="center"/>
-                  </w:pPr>
-                  <w:r>
-                    <w:t xml:space="preserve">2025-06-14 17:45</w:t>
-                  </w:r>
-                </w:p>
-              </w:tc>
-              <w:tc>
-                <w:tcPr/>
-                <w:p>
-                  <w:pPr>
-                    <w:pStyle w:val="Compact"/>
-                    <w:jc w:val="left"/>
-                    <w:jc w:val="center"/>
-                  </w:pPr>
-                  <w:r>
-                    <w:t xml:space="preserve">2025-07-02 02:15</w:t>
-                  </w:r>
-                </w:p>
-              </w:tc>
-              <w:tc>
-                <w:tcPr/>
-                <w:p>
-                  <w:pPr>
-                    <w:pStyle w:val="Compact"/>
-                    <w:jc w:val="left"/>
-                    <w:jc w:val="center"/>
-                  </w:pPr>
-                  <w:r>
-                    <w:t xml:space="preserve">17d 8h</w:t>
-                  </w:r>
-                </w:p>
-              </w:tc>
-            </w:tr>
-            <w:tr>
-              <w:tc>
-                <w:tcPr/>
-                <w:p>
-                  <w:pPr>
-                    <w:pStyle w:val="Compact"/>
-                    <w:jc w:val="left"/>
-                    <w:jc w:val="center"/>
-                  </w:pPr>
-                  <w:r>
-                    <w:t xml:space="preserve">Events 2.0</w:t>
-                  </w:r>
-                </w:p>
-              </w:tc>
-              <w:tc>
-                <w:tcPr/>
-                <w:p>
-                  <w:pPr>
-                    <w:pStyle w:val="Compact"/>
-                    <w:jc w:val="left"/>
-                    <w:jc w:val="center"/>
-                  </w:pPr>
-                  <w:r>
-                    <w:t xml:space="preserve">15 minutes</w:t>
-                  </w:r>
-                </w:p>
-              </w:tc>
-              <w:tc>
-                <w:tcPr/>
-                <w:p>
-                  <w:pPr>
-                    <w:pStyle w:val="Compact"/>
-                    <w:jc w:val="left"/>
-                    <w:jc w:val="center"/>
-                  </w:pPr>
-                  <w:r>
-                    <w:t xml:space="preserve">2025-06-14 17:45</w:t>
-                  </w:r>
-                </w:p>
-              </w:tc>
-              <w:tc>
-                <w:tcPr/>
-                <w:p>
-                  <w:pPr>
-                    <w:pStyle w:val="Compact"/>
-                    <w:jc w:val="left"/>
-                    <w:jc w:val="center"/>
-                  </w:pPr>
-                  <w:r>
-                    <w:t xml:space="preserve">2025-07-02 02:15</w:t>
-                  </w:r>
-                </w:p>
-              </w:tc>
-              <w:tc>
-                <w:tcPr/>
-                <w:p>
-                  <w:pPr>
-                    <w:pStyle w:val="Compact"/>
-                    <w:jc w:val="left"/>
-                    <w:jc w:val="center"/>
-                  </w:pPr>
-                  <w:r>
-                    <w:t xml:space="preserve">17d 8h</w:t>
-                  </w:r>
-                </w:p>
-              </w:tc>
-            </w:tr>
-          </w:tbl>
-          <w:p/>
-        </w:tc>
-      </w:tr>
-    </w:tbl>
-    <w:p>
-      <w:pPr>
-        <w:pStyle w:val="BodyText"/>
-      </w:pPr>
-      <w:r>
-        <w:t xml:space="preserve">Three things follow. First, the redundancy observed in Section 4.2.3 is a convenience and not a guarantee: these gaps are correlated across generations because the generations share upstream infrastructure, and a study treating a second GDELT product as an independent check on the first will find that assumption fails exactly when it is most needed. Second, the differing edges are themselves a hazard. The legacy daily file for 2025-06-14 is absent although the current-generation files cover three-quarters of that day, so a researcher reconciling the two products encounters a day that exists in one and not the other — a build artefact, not a difference in coverage.</w:t>
-      </w:r>
-    </w:p>
-    <w:p>
-      <w:pPr>
-        <w:pStyle w:val="BodyText"/>
-      </w:pPr>
-      <w:r>
-        <w:t xml:space="preserve">Third, and most consequential for the argument of this paper: seventeen days of global news coding are missing from the most widely used open event dataset in the field, in the recent past, and we are aware of no published notice of it. Any study whose window spans June–July 2025 and which computes a rate, a baseline or a trend across that window is affected, and — as with every other defect reported here — nothing in the data announces the problem. A pipeline scoring a 404 as zero events will record a seventeen-day collapse in world conflict. We encountered precisely that risk: the harvester that found the gap recorded failed fetches as errors rather than zeros, and had it not, the finding would have surfaced as a plausible and entirely spurious decline in coverage.</w:t>
-      </w:r>
-    </w:p>
-    <w:bookmarkEnd w:id="47"/>
+        <w:t xml:space="preserve">GDELT's published limit is one request per five seconds. Six-second spacing nonetheless earned a multi-minute penalty; fifteen seconds sustains. A throttled request returns status 200 carrying a plain-text notice, not 429, not JSON. Throttling must be detected by inspecting the body.</w:t>
+      </w:r>
+    </w:p>
     <w:bookmarkEnd w:id="48"/>
-    <w:bookmarkStart w:id="51" w:name="access-and-transport"/>
-    <w:p>
-      <w:pPr>
-        <w:pStyle w:val="Heading3"/>
-      </w:pPr>
-      <w:r>
-        <w:t xml:space="preserve">4.3</w:t>
-      </w:r>
-      <w:r>
-        <w:t xml:space="preserve">Access and Transport</w:t>
-      </w:r>
-    </w:p>
-    <w:bookmarkStart w:id="49" w:name="rate-limiting-returns-http-200"/>
-    <w:p>
-      <w:pPr>
-        <w:pStyle w:val="Heading4"/>
-      </w:pPr>
-      <w:r>
-        <w:t xml:space="preserve">4.3.1  Rate limiting returns HTTP 200</w:t>
-      </w:r>
-    </w:p>
-    <w:p>
-      <w:pPr>
-        <w:pStyle w:val="FirstParagraph"/>
-      </w:pPr>
-      <w:r>
-        <w:t xml:space="preserve">GDELT's published limit is one request per five seconds. Six-second spacing nonetheless earned a multi-minute penalty; fifteen seconds sustains. A throttled request returns status 200 carrying a plain-text notice, not 429, not JSON. Throttling must be detected by inspecting the body.</w:t>
-      </w:r>
-    </w:p>
-    <w:bookmarkEnd w:id="49"/>
-    <w:bookmarkStart w:id="50" w:name="companion-datasets-have-moved-or-closed"/>
+    <w:bookmarkStart w:id="49" w:name="companion-datasets-have-moved-or-closed"/>
     <w:p>
       <w:pPr>
         <w:pStyle w:val="Heading4"/>
@@ -3429,9 +2991,9 @@
         <w:t xml:space="preserve">header not mentioned in older documentation. A design that assumes ground-truth triangulation should confirm access before committing to it.</w:t>
       </w:r>
     </w:p>
+    <w:bookmarkEnd w:id="49"/>
     <w:bookmarkEnd w:id="50"/>
-    <w:bookmarkEnd w:id="51"/>
-    <w:bookmarkStart w:id="57" w:name="field-semantics"/>
+    <w:bookmarkStart w:id="56" w:name="field-semantics"/>
     <w:p>
       <w:pPr>
         <w:pStyle w:val="Heading3"/>
@@ -3443,7 +3005,7 @@
         <w:t xml:space="preserve">Field Semantics</w:t>
       </w:r>
     </w:p>
-    <w:bookmarkStart w:id="52" w:name="X6c5d428397327c6e196c3413d9d5dd7d1ae4d09"/>
+    <w:bookmarkStart w:id="51" w:name="X6c5d428397327c6e196c3413d9d5dd7d1ae4d09"/>
     <w:p>
       <w:pPr>
         <w:pStyle w:val="Heading4"/>
@@ -3520,14 +3082,32 @@
         <w:t xml:space="preserve">resolves all three, and additionally excludes TAX_RELIGION_PROTESTANT from a PROTEST query, a real hazard in the theme vocabulary.</w:t>
       </w:r>
     </w:p>
+    <w:bookmarkEnd w:id="51"/>
+    <w:bookmarkStart w:id="52" w:name="Xbe6651d21db7043c20fa7160140368c4ef661f5"/>
+    <w:p>
+      <w:pPr>
+        <w:pStyle w:val="Heading4"/>
+      </w:pPr>
+      <w:r>
+        <w:t xml:space="preserve">4.4.2  GKG entity strings are verbose and fragment referents</w:t>
+      </w:r>
+    </w:p>
+    <w:p>
+      <w:pPr>
+        <w:pStyle w:val="FirstParagraph"/>
+      </w:pPr>
+      <w:r>
+        <w:t xml:space="preserve">A single referent appears as multiple graph nodes. In our Chibok corpus the school appears as "chibok government girls secondary school" (618 mentions), "government girls secondary school in chibok" (343) and "chibok girls secondary school" (106). Any co-occurrence graph built on raw GKG entities splits one actor's centrality across duplicates and understates it. Entity resolution is not optional where the graph is load-bearing.</w:t>
+      </w:r>
+    </w:p>
     <w:bookmarkEnd w:id="52"/>
-    <w:bookmarkStart w:id="53" w:name="Xbe6651d21db7043c20fa7160140368c4ef661f5"/>
+    <w:bookmarkStart w:id="53" w:name="sqldate-is-not-the-publication-date"/>
     <w:p>
       <w:pPr>
         <w:pStyle w:val="Heading4"/>
       </w:pPr>
       <w:r>
-        <w:t xml:space="preserve">4.4.2  GKG entity strings are verbose and fragment referents</w:t>
+        <w:t xml:space="preserve">4.4.3  SQLDATE is not the publication date</w:t>
       </w:r>
     </w:p>
     <w:p>
@@ -3535,17 +3115,17 @@
         <w:pStyle w:val="FirstParagraph"/>
       </w:pPr>
       <w:r>
-        <w:t xml:space="preserve">A single referent appears as multiple graph nodes. In our Chibok corpus the school appears as "chibok government girls secondary school" (618 mentions), "government girls secondary school in chibok" (343) and "chibok girls secondary school" (106). Any co-occurrence graph built on raw GKG entities splits one actor's centrality across duplicates and understates it. Entity resolution is not optional where the graph is load-bearing.</w:t>
+        <w:t xml:space="preserve">An Events row's SQLDATE records when the event is said to have occurred, often years before the article reporting it. The first row of the 2014-04-14 Events file carries SQLDATE 20040416, a 2004 event in a 2014 file. For any media-attention series the meaningful field is DATEADDED.</w:t>
       </w:r>
     </w:p>
     <w:bookmarkEnd w:id="53"/>
-    <w:bookmarkStart w:id="54" w:name="sqldate-is-not-the-publication-date"/>
+    <w:bookmarkStart w:id="54" w:name="X4489509936e54ef070645bb96d9969d62534947"/>
     <w:p>
       <w:pPr>
         <w:pStyle w:val="Heading4"/>
       </w:pPr>
       <w:r>
-        <w:t xml:space="preserve">4.4.3  SQLDATE is not the publication date</w:t>
+        <w:t xml:space="preserve">4.4.4  Neither product carries what the other has</w:t>
       </w:r>
     </w:p>
     <w:p>
@@ -3553,17 +3133,17 @@
         <w:pStyle w:val="FirstParagraph"/>
       </w:pPr>
       <w:r>
-        <w:t xml:space="preserve">An Events row's SQLDATE records when the event is said to have occurred, often years before the article reporting it. The first row of the 2014-04-14 Events file carries SQLDATE 20040416, a 2004 event in a 2014 file. For any media-attention series the meaningful field is DATEADDED.</w:t>
+        <w:t xml:space="preserve">Events codes conflict intensity on the Goldstein scale but records no fatality counts. GKG carries themes, entities, counts, tone and source URLs but no article text. Fatality-based case selection requires ACLED, UCDP or EM-DAT; any text-based extraction over historical GKG must follow source URLs into link rot.</w:t>
       </w:r>
     </w:p>
     <w:bookmarkEnd w:id="54"/>
-    <w:bookmarkStart w:id="55" w:name="X4489509936e54ef070645bb96d9969d62534947"/>
+    <w:bookmarkStart w:id="55" w:name="Xb45f7c29a88d5d4a669e93c64a73919f752e7ca"/>
     <w:p>
       <w:pPr>
         <w:pStyle w:val="Heading4"/>
       </w:pPr>
       <w:r>
-        <w:t xml:space="preserve">4.4.4  Neither product carries what the other has</w:t>
+        <w:t xml:space="preserve">4.4.5  The source composition has a trust ceiling</w:t>
       </w:r>
     </w:p>
     <w:p>
@@ -3571,17 +3151,30 @@
         <w:pStyle w:val="FirstParagraph"/>
       </w:pPr>
       <w:r>
-        <w:t xml:space="preserve">Events codes conflict intensity on the Goldstein scale but records no fatality counts. GKG carries themes, entities, counts, tone and source URLs but no article text. Fatality-based case selection requires ACLED, UCDP or EM-DAT; any text-based extraction over historical GKG must follow source URLs into link rot.</w:t>
+        <w:t xml:space="preserve">Across six corpora we observed 4,657 distinct source domains in a single window. Several high-volume domains in Nigerian coverage carry United States city names and maintain no local desk, indicating syndication mills rather than reporting. More fundamentally, a news archive can only ever record media. Where a study's construct assigns epistemic weight by transmitter type, community sources, official voices, civil society statements, those voices are structurally absent, and their absence is a property of the instrument rather than of the field. Raleigh, Kishi and Linke (2023) make the same point about conflict datasets more broadly: coding decisions do not merely measure the world, they produce particular representations of it, in which some actors and some forms of violence are systematically more visible than others.</w:t>
       </w:r>
     </w:p>
     <w:bookmarkEnd w:id="55"/>
-    <w:bookmarkStart w:id="56" w:name="Xb45f7c29a88d5d4a669e93c64a73919f752e7ca"/>
+    <w:bookmarkEnd w:id="56"/>
+    <w:bookmarkStart w:id="62" w:name="detection-design"/>
+    <w:p>
+      <w:pPr>
+        <w:pStyle w:val="Heading3"/>
+      </w:pPr>
+      <w:r>
+        <w:t xml:space="preserve">4.5</w:t>
+      </w:r>
+      <w:r>
+        <w:t xml:space="preserve">Detection Design</w:t>
+      </w:r>
+    </w:p>
+    <w:bookmarkStart w:id="57" w:name="X2eaca324a7b93e948df01496eef84a857f0c7b6"/>
     <w:p>
       <w:pPr>
         <w:pStyle w:val="Heading4"/>
       </w:pPr>
       <w:r>
-        <w:t xml:space="preserve">4.4.5  The source composition has a trust ceiling</w:t>
+        <w:t xml:space="preserve">4.5.1  A 33% weekend trough interacts with persistence rules</w:t>
       </w:r>
     </w:p>
     <w:p>
@@ -3589,30 +3182,17 @@
         <w:pStyle w:val="FirstParagraph"/>
       </w:pPr>
       <w:r>
-        <w:t xml:space="preserve">Across six corpora we observed 4,657 distinct source domains in a single window. Several high-volume domains in Nigerian coverage carry United States city names and maintain no local desk, indicating syndication mills rather than reporting. More fundamentally, a news archive can only ever record media. Where a study's construct assigns epistemic weight by transmitter type, community sources, official voices, civil society statements, those voices are structurally absent, and their absence is a property of the instrument rather than of the field. Raleigh, Kishi and Linke (2023) make the same point about conflict datasets more broadly: coding decisions do not merely measure the world, they produce particular representations of it, in which some actors and some forms of violence are systematically more visible than others.</w:t>
-      </w:r>
-    </w:p>
-    <w:bookmarkEnd w:id="56"/>
+        <w:t xml:space="preserve">Protest-coded events run 43.9 per day on weekdays and 29.3 at weekends, a 33.2% trough. In our data, raising persistence from two to three days reduced alarms from 52 to 18 with no loss of true detections. Alarm start-days: 18 Monday, 12 Tuesday, 9 Wednesday, 5 Thursday, 1 Friday, 0 Saturday, 4 Sunday. Persistence parameters in GDELT-based detection are not free choices; they encode assumptions about the news week.</w:t>
+      </w:r>
+    </w:p>
     <w:bookmarkEnd w:id="57"/>
-    <w:bookmarkStart w:id="63" w:name="detection-design"/>
-    <w:p>
-      <w:pPr>
-        <w:pStyle w:val="Heading3"/>
-      </w:pPr>
-      <w:r>
-        <w:t xml:space="preserve">4.5</w:t>
-      </w:r>
-      <w:r>
-        <w:t xml:space="preserve">Detection Design</w:t>
-      </w:r>
-    </w:p>
-    <w:bookmarkStart w:id="58" w:name="X2eaca324a7b93e948df01496eef84a857f0c7b6"/>
+    <w:bookmarkStart w:id="58" w:name="Xe0065cf62278be1fd2dd9facacf7b4328e41225"/>
     <w:p>
       <w:pPr>
         <w:pStyle w:val="Heading4"/>
       </w:pPr>
       <w:r>
-        <w:t xml:space="preserve">4.5.1  A 33% weekend trough interacts with persistence rules</w:t>
+        <w:t xml:space="preserve">4.5.2  Fixed in-window baselines inflate lead times</w:t>
       </w:r>
     </w:p>
     <w:p>
@@ -3620,17 +3200,17 @@
         <w:pStyle w:val="FirstParagraph"/>
       </w:pPr>
       <w:r>
-        <w:t xml:space="preserve">Protest-coded events run 43.9 per day on weekdays and 29.3 at weekends, a 33.2% trough. In our data, raising persistence from two to three days reduced alarms from 52 to 18 with no loss of true detections. Alarm start-days: 18 Monday, 12 Tuesday, 9 Wednesday, 5 Thursday, 1 Friday, 0 Saturday, 4 Sunday. Persistence parameters in GDELT-based detection are not free choices; they encode assumptions about the news week.</w:t>
+        <w:t xml:space="preserve">A baseline drawn from the first n days of a window selected around a known trigger is not available to an operator in real time. Re-running detection with a trailing 28-day rolling baseline changed results materially: one case showing a +14-day lead produced no alarm at all, and the group hit rate fell from 3 of 3 to 2 of 3. A fixed baseline is defensible for asking whether a signal was present. It is inadmissible for claiming operational early warning. This is a concrete instance of what Kapoor and Narayanan (2023) called leakage: the spurious optimism that results when test conditions embed information the operational system would not have had.</w:t>
       </w:r>
     </w:p>
     <w:bookmarkEnd w:id="58"/>
-    <w:bookmarkStart w:id="59" w:name="Xe0065cf62278be1fd2dd9facacf7b4328e41225"/>
+    <w:bookmarkStart w:id="59" w:name="X1f232097149ab16fe3a3fd24be4427075e06652"/>
     <w:p>
       <w:pPr>
         <w:pStyle w:val="Heading4"/>
       </w:pPr>
       <w:r>
-        <w:t xml:space="preserve">4.5.2  Fixed in-window baselines inflate lead times</w:t>
+        <w:t xml:space="preserve">4.5.3  Lead time without an alarm rate is uninterpretable</w:t>
       </w:r>
     </w:p>
     <w:p>
@@ -3638,17 +3218,17 @@
         <w:pStyle w:val="FirstParagraph"/>
       </w:pPr>
       <w:r>
-        <w:t xml:space="preserve">A baseline drawn from the first n days of a window selected around a known trigger is not available to an operator in real time. Re-running detection with a trailing 28-day rolling baseline changed results materially: one case showing a +14-day lead produced no alarm at all, and the group hit rate fell from 3 of 3 to 2 of 3. A fixed baseline is defensible for asking whether a signal was present. It is inadmissible for claiming operational early warning. This is a concrete instance of what Kapoor and Narayanan (2023) called leakage: the spurious optimism that results when test conditions embed information the operational system would not have had.</w:t>
+        <w:t xml:space="preserve">A channel firing ten days before a crisis is worthless if it also fires fortnightly. Under a rolling baseline our best channel produced 18 alarms across 4,009 days, 1.65 per year. We recommend reporting alarms per unit time beside every lead-time claim, with a refractory period so that one sustained episode counts once.</w:t>
       </w:r>
     </w:p>
     <w:bookmarkEnd w:id="59"/>
-    <w:bookmarkStart w:id="60" w:name="X1f232097149ab16fe3a3fd24be4427075e06652"/>
+    <w:bookmarkStart w:id="60" w:name="ratio-trends-invert-on-signed-scales"/>
     <w:p>
       <w:pPr>
         <w:pStyle w:val="Heading4"/>
       </w:pPr>
       <w:r>
-        <w:t xml:space="preserve">4.5.3  Lead time without an alarm rate is uninterpretable</w:t>
+        <w:t xml:space="preserve">4.5.4  Ratio trends invert on signed scales</w:t>
       </w:r>
     </w:p>
     <w:p>
@@ -3656,17 +3236,17 @@
         <w:pStyle w:val="FirstParagraph"/>
       </w:pPr>
       <w:r>
-        <w:t xml:space="preserve">A channel firing ten days before a crisis is worthless if it also fires fortnightly. Under a rolling baseline our best channel produced 18 alarms across 4,009 days, 1.65 per year. We recommend reporting alarms per unit time beside every lead-time claim, with a refractory period so that one sustained episode counts once.</w:t>
+        <w:t xml:space="preserve">Goldstein is signed and sits near zero. A later-half/earlier-half ratio of two negative means produced 0.27 for a case whose conflict intensity was de-escalating. Use differences, not ratios, on any signed or zero-crossing series.</w:t>
       </w:r>
     </w:p>
     <w:bookmarkEnd w:id="60"/>
-    <w:bookmarkStart w:id="61" w:name="ratio-trends-invert-on-signed-scales"/>
+    <w:bookmarkStart w:id="61" w:name="X3e0e23e15a05852a30767f9b2d9a8b3b14229ce"/>
     <w:p>
       <w:pPr>
         <w:pStyle w:val="Heading4"/>
       </w:pPr>
       <w:r>
-        <w:t xml:space="preserve">4.5.4  Ratio trends invert on signed scales</w:t>
+        <w:t xml:space="preserve">4.5.5  Versioned specifications silently orphan their data</w:t>
       </w:r>
     </w:p>
     <w:p>
@@ -3674,31 +3254,13 @@
         <w:pStyle w:val="FirstParagraph"/>
       </w:pPr>
       <w:r>
-        <w:t xml:space="preserve">Goldstein is signed and sits near zero. A later-half/earlier-half ratio of two negative means produced 0.27 for a case whose conflict intensity was de-escalating. Use differences, not ratios, on any signed or zero-crossing series.</w:t>
+        <w:t xml:space="preserve">Where case specifications are versioned but data is not re-ingested, revising a specification creates a new version owning zero records. Every downstream series returns empty, with no error. This is the same silent-empty failure as Sections 4.1.1 and 4.2.1 arriving from a third direction.</w:t>
       </w:r>
     </w:p>
     <w:bookmarkEnd w:id="61"/>
-    <w:bookmarkStart w:id="62" w:name="X3e0e23e15a05852a30767f9b2d9a8b3b14229ce"/>
-    <w:p>
-      <w:pPr>
-        <w:pStyle w:val="Heading4"/>
-      </w:pPr>
-      <w:r>
-        <w:t xml:space="preserve">4.5.5  Versioned specifications silently orphan their data</w:t>
-      </w:r>
-    </w:p>
-    <w:p>
-      <w:pPr>
-        <w:pStyle w:val="FirstParagraph"/>
-      </w:pPr>
-      <w:r>
-        <w:t xml:space="preserve">Where case specifications are versioned but data is not re-ingested, revising a specification creates a new version owning zero records. Every downstream series returns empty, with no error. This is the same silent-empty failure as Sections 4.1.1 and 4.2.1 arriving from a third direction.</w:t>
-      </w:r>
-    </w:p>
     <w:bookmarkEnd w:id="62"/>
     <w:bookmarkEnd w:id="63"/>
-    <w:bookmarkEnd w:id="64"/>
-    <w:bookmarkStart w:id="65" w:name="a-validation-protocol"/>
+    <w:bookmarkStart w:id="64" w:name="a-validation-protocol"/>
     <w:p>
       <w:pPr>
         <w:pStyle w:val="Heading2"/>
@@ -3715,7 +3277,7 @@
         <w:pStyle w:val="FirstParagraph"/>
       </w:pPr>
       <w:r>
-        <w:t xml:space="preserve">The defects above convert into fourteen pre-flight checks, ordered by the cost of omitting them; the first would have caught our most consequential error.</w:t>
+        <w:t xml:space="preserve">The defects above convert into thirteen pre-flight checks, ordered by the cost of omitting them; the first would have caught our most consequential error.</w:t>
       </w:r>
     </w:p>
     <w:p>
@@ -3823,7 +3385,7 @@
         <w:pStyle w:val="Compact"/>
       </w:pPr>
       <w:r>
-        <w:t xml:space="preserve">Probe for mid-window outages, not only start-of-archive boundaries, and do so in every product you rely on. Gaps are correlated across GDELT’s product generations (Section 4.2.7), so a second GDELT product is not an independent check on the first.</w:t>
+        <w:t xml:space="preserve">Adjust for archive non-stationarity in any cross-period volume comparison.</w:t>
       </w:r>
     </w:p>
     <w:p>
@@ -3835,7 +3397,7 @@
         <w:pStyle w:val="Compact"/>
       </w:pPr>
       <w:r>
-        <w:t xml:space="preserve">Adjust for archive non-stationarity in any cross-period volume comparison.</w:t>
+        <w:t xml:space="preserve">Use a rolling baseline for any operational claim; a fixed baseline only for "was a signal present."</w:t>
       </w:r>
     </w:p>
     <w:p>
@@ -3847,7 +3409,7 @@
         <w:pStyle w:val="Compact"/>
       </w:pPr>
       <w:r>
-        <w:t xml:space="preserve">Use a rolling baseline for any operational claim; a fixed baseline only for "was a signal present."</w:t>
+        <w:t xml:space="preserve">Report alarms per unit time beside every lead-time claim, with a refractory period.</w:t>
       </w:r>
     </w:p>
     <w:p>
@@ -3859,7 +3421,7 @@
         <w:pStyle w:val="Compact"/>
       </w:pPr>
       <w:r>
-        <w:t xml:space="preserve">Report alarms per unit time beside every lead-time claim, with a refractory period.</w:t>
+        <w:t xml:space="preserve">Use differences, not ratios, on signed series; log every retrieval with parameters and a response hash, failures included.</w:t>
       </w:r>
     </w:p>
     <w:p>
@@ -3871,92 +3433,80 @@
         <w:pStyle w:val="Compact"/>
       </w:pPr>
       <w:r>
-        <w:t xml:space="preserve">Use differences, not ratios, on signed series; log every retrieval with parameters and a response hash, failures included.</w:t>
-      </w:r>
-    </w:p>
-    <w:p>
-      <w:pPr>
-        <w:numPr>
-          <w:ilvl w:val="0"/>
-          <w:numId w:val="1001"/>
-        </w:numPr>
-        <w:pStyle w:val="Compact"/>
-      </w:pPr>
-      <w:r>
         <w:t xml:space="preserve">If your design relies on retrieving article text through source URLs, sample and probe a subset of those URLs before building the pipeline.</w:t>
       </w:r>
     </w:p>
+    <w:bookmarkEnd w:id="64"/>
+    <w:bookmarkStart w:id="65" w:name="discussion"/>
+    <w:p>
+      <w:pPr>
+        <w:pStyle w:val="Heading2"/>
+      </w:pPr>
+      <w:r>
+        <w:t xml:space="preserve">6</w:t>
+      </w:r>
+      <w:r>
+        <w:t xml:space="preserve">Discussion</w:t>
+      </w:r>
+    </w:p>
+    <w:p>
+      <w:pPr>
+        <w:pStyle w:val="FirstParagraph"/>
+      </w:pPr>
+      <w:r>
+        <w:t xml:space="preserve">Three implications follow.</w:t>
+      </w:r>
+    </w:p>
+    <w:p>
+      <w:pPr>
+        <w:pStyle w:val="BodyText"/>
+      </w:pPr>
+      <w:r>
+        <w:t xml:space="preserve">For individual studies, the keyword findings are immediately actionable and cheap. A validation gate costs a few lines and converts the most dangerous failure class into a startup error. The prior-salience confound is harder, because it cannot be fixed by better keywords. It is a property of what media attention is. It can only be surfaced, by term-level decomposition, and then reasoned about.</w:t>
+      </w:r>
+    </w:p>
+    <w:p>
+      <w:pPr>
+        <w:pStyle w:val="BodyText"/>
+      </w:pPr>
+      <w:r>
+        <w:t xml:space="preserve">For the literature, archive non-stationarity raises a question we cannot answer here. If GDELT's coverage density varies by a factor of 1.848 across a decade, then published findings comparing volumes across periods may partly reflect the archive's own growth and contraction. Weidmann (2016) showed that media coverage patterns are not neutral with respect to conflict intensity; these findings extend that concern to the temporal dimension. We do not claim any specific published result is affected; we claim the check is not currently standard and should be.</w:t>
+      </w:r>
+    </w:p>
+    <w:p>
+      <w:pPr>
+        <w:pStyle w:val="BodyText"/>
+      </w:pPr>
+      <w:r>
+        <w:t xml:space="preserve">For studies relying on source text, the decay curve sets a planning horizon. Any design that assumes article retrieval from historical GKG should expect to lose roughly half its sources by year nine. The Sadatmoosavi, Khasseh and Tajedini (2026) twenty-year LIS study confirms this is not specific to journalism: it is a property of the web as a scholarly infrastructure, and the rate of decay is accelerating, with each new cohort of articles decaying faster than the one before.</w:t>
+      </w:r>
+    </w:p>
+    <w:p>
+      <w:pPr>
+        <w:pStyle w:val="BodyText"/>
+      </w:pPr>
+      <w:r>
+        <w:t xml:space="preserve">For research infrastructure more broadly, the pattern in Section 4.2 is worth naming in terms that the infrastructure literature can receive. GDELT's past is thinner than its present, the only products reaching the earliest periods are the superseded ones, and one product generation has lost a date another retains. This is not decay: the archive is actively maintained. It is a thinning of the past produced by modernisation, a form of forgetting that operates through maintenance and versioning rather than through neglect (Forteta, 2026a). Research infrastructures that upgrade their access layers should expect to lose the ability to examine their own histories, and should treat superseded generations as preservation assets rather than deprecated ones.</w:t>
+      </w:r>
+    </w:p>
+    <w:p>
+      <w:pPr>
+        <w:pStyle w:val="BodyText"/>
+      </w:pPr>
+      <w:r>
+        <w:t xml:space="preserve">This structural dynamic is what Star and Ruhleder (1996) identified as the fundamental paradox of infrastructure: it becomes invisible precisely when it works most smoothly, and its assumptions become visible only at breakdown. Borgman (2015) extended this to big data systems: the assumptions embedded in large research databases are inherited by every study that uses them. GDELT's silent failure modes are breakdowns of exactly this kind. They do not announce themselves because they are part of the infrastructure's normal operation.</w:t>
+      </w:r>
+    </w:p>
+    <w:p>
+      <w:pPr>
+        <w:pStyle w:val="BodyText"/>
+      </w:pPr>
+      <w:r>
+        <w:t xml:space="preserve">The link-rot finding extends the argument in a direction the current literature has not fully traced. URL decay is not random. Aggregators expire content faster than the outlets they republish. International majors restructure URL schemes, relocating rather than destroying. The pattern of what survives and what disappears is itself a structured social fact, not a neutral technical process. If certain source types, in particular smaller, local, non-Western outlets, suffer irreversible content loss when their URLs die rather than URL-migration loss, then the archive's preservation function is not neutral with respect to whose knowledge survives. The reversal in Table 6 complicates the simple version of this argument: Nigerian outlets currently persist better than international majors, and the dominant failure mode in the non-Nigerian group is aggregator expiry, not outlet closure. But HTTP status cannot distinguish relocation from destruction, and the mechanisms are plausibly asymmetric across source types in ways that a properly powered follow-up, with Wayback Machine recovery rates computed per source type at adequate spacing, could resolve. The decay curve we have measured is the starting point, not the conclusion.</w:t>
+      </w:r>
+    </w:p>
     <w:bookmarkEnd w:id="65"/>
-    <w:bookmarkStart w:id="66" w:name="discussion"/>
-    <w:p>
-      <w:pPr>
-        <w:pStyle w:val="Heading2"/>
-      </w:pPr>
-      <w:r>
-        <w:t xml:space="preserve">6</w:t>
-      </w:r>
-      <w:r>
-        <w:t xml:space="preserve">Discussion</w:t>
-      </w:r>
-    </w:p>
-    <w:p>
-      <w:pPr>
-        <w:pStyle w:val="FirstParagraph"/>
-      </w:pPr>
-      <w:r>
-        <w:t xml:space="preserve">Three implications follow.</w:t>
-      </w:r>
-    </w:p>
-    <w:p>
-      <w:pPr>
-        <w:pStyle w:val="BodyText"/>
-      </w:pPr>
-      <w:r>
-        <w:t xml:space="preserve">For individual studies, the keyword findings are immediately actionable and cheap. A validation gate costs a few lines and converts the most dangerous failure class into a startup error. The prior-salience confound is harder, because it cannot be fixed by better keywords. It is a property of what media attention is. It can only be surfaced, by term-level decomposition, and then reasoned about.</w:t>
-      </w:r>
-    </w:p>
-    <w:p>
-      <w:pPr>
-        <w:pStyle w:val="BodyText"/>
-      </w:pPr>
-      <w:r>
-        <w:t xml:space="preserve">For the literature, archive non-stationarity raises a question we cannot answer here. If GDELT's coverage density varies by a factor of 1.848 across a decade, then published findings comparing volumes across periods may partly reflect the archive's own growth and contraction. Weidmann (2016) showed that media coverage patterns are not neutral with respect to conflict intensity; these findings extend that concern to the temporal dimension. We do not claim any specific published result is affected; we claim the check is not currently standard and should be.</w:t>
-      </w:r>
-    </w:p>
-    <w:p>
-      <w:pPr>
-        <w:pStyle w:val="BodyText"/>
-      </w:pPr>
-      <w:r>
-        <w:t xml:space="preserve">For studies relying on source text, the decay curve sets a planning horizon. Any design that assumes article retrieval from historical GKG should expect to lose roughly half its sources by year nine. The Sadatmoosavi, Khasseh and Tajedini (2026) twenty-year LIS study confirms this is not specific to journalism: it is a property of the web as a scholarly infrastructure, and the rate of decay is accelerating, with each new cohort of articles decaying faster than the one before.</w:t>
-      </w:r>
-    </w:p>
-    <w:p>
-      <w:pPr>
-        <w:pStyle w:val="BodyText"/>
-      </w:pPr>
-      <w:r>
-        <w:t xml:space="preserve">For research infrastructure more broadly, the pattern in Section 4.2 is worth naming in terms that the infrastructure literature can receive. GDELT's past is thinner than its present, the only products reaching the earliest periods are the superseded ones, and one product generation has lost a date another retains. This is not decay: the archive is actively maintained. It is a thinning of the past produced by modernisation, a form of forgetting that operates through maintenance and versioning rather than through neglect (Forteta, 2026a). Research infrastructures that upgrade their access layers should expect to lose the ability to examine their own histories, and should treat superseded generations as preservation assets rather than deprecated ones.</w:t>
-      </w:r>
-    </w:p>
-    <w:p>
-      <w:pPr>
-        <w:pStyle w:val="BodyText"/>
-      </w:pPr>
-      <w:r>
-        <w:t xml:space="preserve">This structural dynamic is what Star and Ruhleder (1996) identified as the fundamental paradox of infrastructure: it becomes invisible precisely when it works most smoothly, and its assumptions become visible only at breakdown. Borgman (2015) extended this to big data systems: the assumptions embedded in large research databases are inherited by every study that uses them. GDELT's silent failure modes are breakdowns of exactly this kind. They do not announce themselves because they are part of the infrastructure's normal operation.</w:t>
-      </w:r>
-    </w:p>
-    <w:p>
-      <w:pPr>
-        <w:pStyle w:val="BodyText"/>
-      </w:pPr>
-      <w:r>
-        <w:t xml:space="preserve">The link-rot finding extends the argument in a direction the current literature has not fully traced. URL decay is not random. Aggregators expire content faster than the outlets they republish. International majors restructure URL schemes, relocating rather than destroying. The pattern of what survives and what disappears is itself a structured social fact, not a neutral technical process. If certain source types, in particular smaller, local, non-Western outlets, suffer irreversible content loss when their URLs die rather than URL-migration loss, then the archive's preservation function is not neutral with respect to whose knowledge survives. The reversal in Table 6 complicates the simple version of this argument: Nigerian outlets currently persist better than international majors, and the dominant failure mode in the non-Nigerian group is aggregator expiry, not outlet closure. But HTTP status cannot distinguish relocation from destruction, and the mechanisms are plausibly asymmetric across source types in ways that a properly powered follow-up, with Wayback Machine recovery rates computed per source type at adequate spacing, could resolve. The decay curve we have measured is the starting point, not the conclusion.</w:t>
-      </w:r>
-    </w:p>
-    <w:bookmarkEnd w:id="66"/>
-    <w:bookmarkStart w:id="67" w:name="limitations"/>
+    <w:bookmarkStart w:id="66" w:name="limitations"/>
     <w:p>
       <w:pPr>
         <w:pStyle w:val="Heading2"/>
@@ -4097,48 +3647,48 @@
         <w:t xml:space="preserve"> </w:t>
       </w:r>
       <w:r>
-        <w:t xml:space="preserve">There is no reason to think twenty-four is the complete set. The outage in Section 4.2.7 is the clearest evidence of that: it was found in September 2026, incidentally, during work with no connection to this paper, in data a year old at the time, and it had been sitting there unremarked the whole while.</w:t>
+        <w:t xml:space="preserve">There is no reason to think twenty-three is the complete set.</w:t>
+      </w:r>
+    </w:p>
+    <w:bookmarkEnd w:id="66"/>
+    <w:bookmarkStart w:id="67" w:name="conclusion"/>
+    <w:p>
+      <w:pPr>
+        <w:pStyle w:val="Heading2"/>
+      </w:pPr>
+      <w:r>
+        <w:t xml:space="preserve">8</w:t>
+      </w:r>
+      <w:r>
+        <w:t xml:space="preserve">Conclusion</w:t>
+      </w:r>
+    </w:p>
+    <w:p>
+      <w:pPr>
+        <w:pStyle w:val="FirstParagraph"/>
+      </w:pPr>
+      <w:r>
+        <w:t xml:space="preserve">None of the findings here is a discovery about the world. They are facts about a tool, and most were found by hitting them rather than by looking for them.</w:t>
+      </w:r>
+    </w:p>
+    <w:p>
+      <w:pPr>
+        <w:pStyle w:val="BodyText"/>
+      </w:pPr>
+      <w:r>
+        <w:t xml:space="preserve">They are worth reporting because of what they share. A keyword that matches nothing returns an empty series. A throttled request returns HTTP 200. A pre-boundary date returns something indistinguishable from a quiet period. An orphaned specification version returns zero records. In each case the pipeline continues, and produces a series that plots cleanly, tabulates neatly, and supports a confident sentence in a results section.</w:t>
+      </w:r>
+    </w:p>
+    <w:p>
+      <w:pPr>
+        <w:pStyle w:val="BodyText"/>
+      </w:pPr>
+      <w:r>
+        <w:t xml:space="preserve">We published a finding built on a keyword set in which three of four terms matched nothing, and it looked exactly as sound as the findings that were real. The convention of compressing this material into a methods paragraph loses the part most likely to have determined the result.</w:t>
       </w:r>
     </w:p>
     <w:bookmarkEnd w:id="67"/>
-    <w:bookmarkStart w:id="68" w:name="conclusion"/>
-    <w:p>
-      <w:pPr>
-        <w:pStyle w:val="Heading2"/>
-      </w:pPr>
-      <w:r>
-        <w:t xml:space="preserve">8</w:t>
-      </w:r>
-      <w:r>
-        <w:t xml:space="preserve">Conclusion</w:t>
-      </w:r>
-    </w:p>
-    <w:p>
-      <w:pPr>
-        <w:pStyle w:val="FirstParagraph"/>
-      </w:pPr>
-      <w:r>
-        <w:t xml:space="preserve">None of the findings here is a discovery about the world. They are facts about a tool, and most were found by hitting them rather than by looking for them.</w:t>
-      </w:r>
-    </w:p>
-    <w:p>
-      <w:pPr>
-        <w:pStyle w:val="BodyText"/>
-      </w:pPr>
-      <w:r>
-        <w:t xml:space="preserve">They are worth reporting because of what they share. A keyword that matches nothing returns an empty series. A throttled request returns HTTP 200. A pre-boundary date returns something indistinguishable from a quiet period. An orphaned specification version returns zero records. In each case the pipeline continues, and produces a series that plots cleanly, tabulates neatly, and supports a confident sentence in a results section.</w:t>
-      </w:r>
-    </w:p>
-    <w:p>
-      <w:pPr>
-        <w:pStyle w:val="BodyText"/>
-      </w:pPr>
-      <w:r>
-        <w:t xml:space="preserve">We published a finding built on a keyword set in which three of four terms matched nothing, and it looked exactly as sound as the findings that were real. The convention of compressing this material into a methods paragraph loses the part most likely to have determined the result.</w:t>
-      </w:r>
-    </w:p>
-    <w:bookmarkEnd w:id="68"/>
-    <w:bookmarkStart w:id="69" w:name="data-and-code-availability"/>
+    <w:bookmarkStart w:id="68" w:name="data-and-code-availability"/>
     <w:p>
       <w:pPr>
         <w:pStyle w:val="Heading2"/>
@@ -4322,8 +3872,8 @@
         <w:t xml:space="preserve">(3.34 million records, 16.4 million aggregated events). Redistributing them would copy a large volume of a publicly available third-party dataset without aiding verification. The provenance database instead records the exact request behind every figure, so any number traces to its retrieval and that retrieval can be re-executed directly. Failed retrievals are included with the same fidelity as successes — 13 rejected, 7 error, 4 rate-limited — because an empty series and an unavailable series are different facts. Code is MIT-licensed; data and documents are CC BY 4.0.</w:t>
       </w:r>
     </w:p>
-    <w:bookmarkEnd w:id="69"/>
-    <w:bookmarkStart w:id="70" w:name="references"/>
+    <w:bookmarkEnd w:id="68"/>
+    <w:bookmarkStart w:id="69" w:name="references"/>
     <w:p>
       <w:pPr>
         <w:pStyle w:val="Heading2"/>
@@ -4975,7 +4525,7 @@
         <w:t xml:space="preserve">— replication materials, provenance database, pre-registrations and re-executable probes. This document is the living version of the preprint; the repository is the authoritative source for everything it reports.</w:t>
       </w:r>
     </w:p>
-    <w:bookmarkEnd w:id="70"/>
+    <w:bookmarkEnd w:id="69"/>
     <w:sectPr/>
   </w:body>
 </w:document>
